--- a/Отчет курсовая Медоев Вадим 30321.docx
+++ b/Отчет курсовая Медоев Вадим 30321.docx
@@ -4,597 +4,848 @@
   <w:body>
     <w:p>
       <w:pPr>
-        <w:tabs>
-          <w:tab w:val="num" w:pos="720"/>
-        </w:tabs>
         <w:jc w:val="center"/>
         <w:rPr>
-          <w:szCs w:val="24"/>
-        </w:rPr>
-      </w:pPr>
-      <w:r>
-        <w:rPr>
-          <w:szCs w:val="24"/>
-        </w:rPr>
-        <w:t>САНКТ-ПЕТЕРБУРГСКИЙ ГОСУДАРСТВЕННЫЙ ПОЛИТЕХНИЧЕСКИЙ УНИВЕРСИТЕТ ИНСТИТУТ КОМПЬЮТЕРНЫХ НАУК И КИБЕРБЕЗОПАСНОСТИ Направление подготовки: 09.03.04 «Программная инженерия» в5130904/30</w:t>
-      </w:r>
-      <w:r>
-        <w:rPr>
-          <w:szCs w:val="24"/>
+          <w:sz w:val="28"/>
+          <w:szCs w:val="28"/>
+        </w:rPr>
+      </w:pPr>
+      <w:r>
+        <w:rPr>
+          <w:sz w:val="28"/>
+          <w:szCs w:val="28"/>
+        </w:rPr>
+        <w:t>Министерство науки и высшего образования Российской Федерации</w:t>
+      </w:r>
+    </w:p>
+    <w:p>
+      <w:pPr>
+        <w:jc w:val="center"/>
+        <w:rPr>
+          <w:sz w:val="28"/>
+          <w:szCs w:val="28"/>
+        </w:rPr>
+      </w:pPr>
+      <w:r>
+        <w:rPr>
+          <w:sz w:val="28"/>
+          <w:szCs w:val="28"/>
+        </w:rPr>
+        <w:t>Санкт-Петербургский политехнический университет Петра Великого (</w:t>
+      </w:r>
+      <w:proofErr w:type="spellStart"/>
+      <w:r>
+        <w:rPr>
+          <w:sz w:val="28"/>
+          <w:szCs w:val="28"/>
+        </w:rPr>
+        <w:t>СПбПУ</w:t>
+      </w:r>
+      <w:proofErr w:type="spellEnd"/>
+      <w:r>
+        <w:rPr>
+          <w:sz w:val="28"/>
+          <w:szCs w:val="28"/>
+        </w:rPr>
+        <w:t>).</w:t>
+      </w:r>
+    </w:p>
+    <w:p>
+      <w:pPr>
+        <w:jc w:val="center"/>
+        <w:rPr>
+          <w:sz w:val="28"/>
+          <w:szCs w:val="28"/>
+        </w:rPr>
+      </w:pPr>
+      <w:r>
+        <w:rPr>
+          <w:sz w:val="28"/>
+          <w:szCs w:val="28"/>
+        </w:rPr>
+        <w:t>Институт компьютерных наук и Кибербезопасности</w:t>
+      </w:r>
+    </w:p>
+    <w:p>
+      <w:pPr>
+        <w:tabs>
+          <w:tab w:val="num" w:pos="720"/>
+        </w:tabs>
+        <w:jc w:val="center"/>
+        <w:rPr>
+          <w:szCs w:val="24"/>
+        </w:rPr>
+      </w:pPr>
+    </w:p>
+    <w:p>
+      <w:pPr>
+        <w:tabs>
+          <w:tab w:val="num" w:pos="720"/>
+        </w:tabs>
+        <w:jc w:val="center"/>
+        <w:rPr>
+          <w:szCs w:val="24"/>
+        </w:rPr>
+      </w:pPr>
+    </w:p>
+    <w:p>
+      <w:pPr>
+        <w:tabs>
+          <w:tab w:val="num" w:pos="720"/>
+        </w:tabs>
+        <w:rPr>
+          <w:szCs w:val="24"/>
+        </w:rPr>
+      </w:pPr>
+    </w:p>
+    <w:p>
+      <w:pPr>
+        <w:tabs>
+          <w:tab w:val="num" w:pos="720"/>
+        </w:tabs>
+        <w:rPr>
+          <w:szCs w:val="24"/>
+        </w:rPr>
+      </w:pPr>
+    </w:p>
+    <w:p>
+      <w:pPr>
+        <w:tabs>
+          <w:tab w:val="num" w:pos="720"/>
+        </w:tabs>
+        <w:rPr>
+          <w:szCs w:val="24"/>
+        </w:rPr>
+      </w:pPr>
+    </w:p>
+    <w:p>
+      <w:pPr>
+        <w:tabs>
+          <w:tab w:val="num" w:pos="720"/>
+        </w:tabs>
+        <w:rPr>
+          <w:szCs w:val="24"/>
+        </w:rPr>
+      </w:pPr>
+    </w:p>
+    <w:p>
+      <w:pPr>
+        <w:tabs>
+          <w:tab w:val="num" w:pos="720"/>
+        </w:tabs>
+        <w:rPr>
+          <w:szCs w:val="24"/>
+        </w:rPr>
+      </w:pPr>
+    </w:p>
+    <w:p>
+      <w:pPr>
+        <w:tabs>
+          <w:tab w:val="num" w:pos="720"/>
+        </w:tabs>
+        <w:rPr>
+          <w:szCs w:val="24"/>
+        </w:rPr>
+      </w:pPr>
+    </w:p>
+    <w:p>
+      <w:pPr>
+        <w:jc w:val="center"/>
+        <w:rPr>
+          <w:sz w:val="28"/>
+          <w:szCs w:val="28"/>
+        </w:rPr>
+      </w:pPr>
+    </w:p>
+    <w:p>
+      <w:pPr>
+        <w:jc w:val="center"/>
+        <w:rPr>
+          <w:b/>
+          <w:bCs/>
+          <w:sz w:val="28"/>
+          <w:szCs w:val="28"/>
+        </w:rPr>
+      </w:pPr>
+      <w:r>
+        <w:rPr>
+          <w:b/>
+          <w:bCs/>
+          <w:sz w:val="28"/>
+          <w:szCs w:val="28"/>
+        </w:rPr>
+        <w:t>КУРСОВАЯ РАБОТА</w:t>
+      </w:r>
+    </w:p>
+    <w:p>
+      <w:pPr>
+        <w:jc w:val="center"/>
+        <w:rPr>
+          <w:sz w:val="28"/>
+          <w:szCs w:val="28"/>
+        </w:rPr>
+      </w:pPr>
+      <w:r>
+        <w:rPr>
+          <w:sz w:val="28"/>
+          <w:szCs w:val="28"/>
+        </w:rPr>
+        <w:t>Тема: «</w:t>
+      </w:r>
+      <w:r>
+        <w:rPr>
+          <w:sz w:val="28"/>
+          <w:szCs w:val="28"/>
+        </w:rPr>
+        <w:t>Разработ</w:t>
+      </w:r>
+      <w:r>
+        <w:rPr>
+          <w:sz w:val="28"/>
+          <w:szCs w:val="28"/>
+        </w:rPr>
+        <w:t>ка</w:t>
+      </w:r>
+      <w:r>
+        <w:rPr>
+          <w:sz w:val="28"/>
+          <w:szCs w:val="28"/>
+        </w:rPr>
+        <w:t xml:space="preserve"> приложени</w:t>
+      </w:r>
+      <w:r>
+        <w:rPr>
+          <w:sz w:val="28"/>
+          <w:szCs w:val="28"/>
+        </w:rPr>
+        <w:t>я</w:t>
+      </w:r>
+      <w:r>
+        <w:rPr>
+          <w:sz w:val="28"/>
+          <w:szCs w:val="28"/>
+        </w:rPr>
+        <w:t xml:space="preserve"> с графическим интерфейсом</w:t>
+      </w:r>
+      <w:r>
+        <w:rPr>
+          <w:sz w:val="28"/>
+          <w:szCs w:val="28"/>
+        </w:rPr>
+        <w:t>»</w:t>
+      </w:r>
+    </w:p>
+    <w:p>
+      <w:pPr>
+        <w:jc w:val="center"/>
+        <w:rPr>
+          <w:sz w:val="28"/>
+          <w:szCs w:val="28"/>
+        </w:rPr>
+      </w:pPr>
+      <w:r>
+        <w:rPr>
+          <w:sz w:val="28"/>
+          <w:szCs w:val="28"/>
+        </w:rPr>
+        <w:t>По</w:t>
+      </w:r>
+      <w:r>
+        <w:rPr>
+          <w:sz w:val="28"/>
+          <w:szCs w:val="28"/>
+        </w:rPr>
+        <w:t xml:space="preserve"> дисциплине</w:t>
+      </w:r>
+      <w:r>
+        <w:rPr>
+          <w:sz w:val="28"/>
+          <w:szCs w:val="28"/>
+        </w:rPr>
+        <w:t xml:space="preserve">: </w:t>
+      </w:r>
+      <w:r>
+        <w:rPr>
+          <w:sz w:val="28"/>
+          <w:szCs w:val="28"/>
+        </w:rPr>
+        <w:t>«</w:t>
+      </w:r>
+      <w:r>
+        <w:rPr>
+          <w:sz w:val="28"/>
+          <w:szCs w:val="28"/>
+        </w:rPr>
+        <w:t>Объектно-ориентированное программирование</w:t>
+      </w:r>
+      <w:r>
+        <w:rPr>
+          <w:sz w:val="28"/>
+          <w:szCs w:val="28"/>
+        </w:rPr>
+        <w:t>»</w:t>
+      </w:r>
+    </w:p>
+    <w:p>
+      <w:pPr>
+        <w:tabs>
+          <w:tab w:val="num" w:pos="720"/>
+        </w:tabs>
+        <w:rPr>
+          <w:szCs w:val="24"/>
+        </w:rPr>
+      </w:pPr>
+    </w:p>
+    <w:p>
+      <w:pPr>
+        <w:tabs>
+          <w:tab w:val="num" w:pos="720"/>
+        </w:tabs>
+        <w:rPr>
+          <w:szCs w:val="24"/>
+        </w:rPr>
+      </w:pPr>
+    </w:p>
+    <w:p>
+      <w:pPr>
+        <w:tabs>
+          <w:tab w:val="num" w:pos="720"/>
+        </w:tabs>
+        <w:rPr>
+          <w:szCs w:val="24"/>
+        </w:rPr>
+      </w:pPr>
+    </w:p>
+    <w:p>
+      <w:pPr>
+        <w:tabs>
+          <w:tab w:val="num" w:pos="720"/>
+        </w:tabs>
+        <w:rPr>
+          <w:szCs w:val="24"/>
+        </w:rPr>
+      </w:pPr>
+    </w:p>
+    <w:p>
+      <w:pPr>
+        <w:tabs>
+          <w:tab w:val="num" w:pos="720"/>
+        </w:tabs>
+        <w:rPr>
+          <w:szCs w:val="24"/>
+        </w:rPr>
+      </w:pPr>
+    </w:p>
+    <w:p>
+      <w:pPr>
+        <w:tabs>
+          <w:tab w:val="num" w:pos="720"/>
+        </w:tabs>
+        <w:rPr>
+          <w:szCs w:val="24"/>
+        </w:rPr>
+      </w:pPr>
+    </w:p>
+    <w:p>
+      <w:pPr>
+        <w:tabs>
+          <w:tab w:val="num" w:pos="720"/>
+        </w:tabs>
+        <w:rPr>
+          <w:szCs w:val="24"/>
+        </w:rPr>
+      </w:pPr>
+    </w:p>
+    <w:p>
+      <w:pPr>
+        <w:tabs>
+          <w:tab w:val="num" w:pos="720"/>
+        </w:tabs>
+        <w:rPr>
+          <w:szCs w:val="24"/>
+        </w:rPr>
+      </w:pPr>
+    </w:p>
+    <w:p>
+      <w:pPr>
+        <w:tabs>
+          <w:tab w:val="num" w:pos="720"/>
+        </w:tabs>
+        <w:rPr>
+          <w:szCs w:val="24"/>
+        </w:rPr>
+      </w:pPr>
+    </w:p>
+    <w:p>
+      <w:pPr>
+        <w:tabs>
+          <w:tab w:val="num" w:pos="720"/>
+        </w:tabs>
+        <w:rPr>
+          <w:szCs w:val="24"/>
+        </w:rPr>
+      </w:pPr>
+    </w:p>
+    <w:p>
+      <w:pPr>
+        <w:tabs>
+          <w:tab w:val="num" w:pos="720"/>
+        </w:tabs>
+        <w:rPr>
+          <w:szCs w:val="24"/>
+        </w:rPr>
+      </w:pPr>
+    </w:p>
+    <w:p>
+      <w:pPr>
+        <w:tabs>
+          <w:tab w:val="num" w:pos="720"/>
+        </w:tabs>
+        <w:rPr>
+          <w:szCs w:val="24"/>
+        </w:rPr>
+      </w:pPr>
+    </w:p>
+    <w:p>
+      <w:pPr>
+        <w:tabs>
+          <w:tab w:val="num" w:pos="720"/>
+        </w:tabs>
+        <w:rPr>
+          <w:szCs w:val="24"/>
+        </w:rPr>
+      </w:pPr>
+    </w:p>
+    <w:p>
+      <w:pPr>
+        <w:tabs>
+          <w:tab w:val="num" w:pos="720"/>
+        </w:tabs>
+        <w:rPr>
+          <w:szCs w:val="24"/>
+        </w:rPr>
+      </w:pPr>
+    </w:p>
+    <w:p>
+      <w:pPr>
+        <w:tabs>
+          <w:tab w:val="num" w:pos="720"/>
+        </w:tabs>
+        <w:rPr>
+          <w:szCs w:val="24"/>
+        </w:rPr>
+      </w:pPr>
+    </w:p>
+    <w:p>
+      <w:pPr>
+        <w:tabs>
+          <w:tab w:val="num" w:pos="720"/>
+        </w:tabs>
+        <w:rPr>
+          <w:szCs w:val="24"/>
+        </w:rPr>
+      </w:pPr>
+    </w:p>
+    <w:p>
+      <w:pPr>
+        <w:tabs>
+          <w:tab w:val="num" w:pos="720"/>
+        </w:tabs>
+        <w:rPr>
+          <w:szCs w:val="24"/>
+        </w:rPr>
+      </w:pPr>
+    </w:p>
+    <w:p>
+      <w:pPr>
+        <w:tabs>
+          <w:tab w:val="num" w:pos="720"/>
+        </w:tabs>
+        <w:rPr>
+          <w:szCs w:val="24"/>
+        </w:rPr>
+      </w:pPr>
+    </w:p>
+    <w:p>
+      <w:pPr>
+        <w:tabs>
+          <w:tab w:val="num" w:pos="720"/>
+        </w:tabs>
+        <w:rPr>
+          <w:szCs w:val="24"/>
+        </w:rPr>
+      </w:pPr>
+    </w:p>
+    <w:p>
+      <w:pPr>
+        <w:tabs>
+          <w:tab w:val="num" w:pos="720"/>
+        </w:tabs>
+        <w:rPr>
+          <w:szCs w:val="24"/>
+        </w:rPr>
+      </w:pPr>
+    </w:p>
+    <w:p>
+      <w:pPr>
+        <w:tabs>
+          <w:tab w:val="num" w:pos="720"/>
+        </w:tabs>
+        <w:rPr>
+          <w:szCs w:val="24"/>
+        </w:rPr>
+      </w:pPr>
+    </w:p>
+    <w:p>
+      <w:pPr>
+        <w:rPr>
+          <w:sz w:val="28"/>
+          <w:szCs w:val="28"/>
+        </w:rPr>
+      </w:pPr>
+      <w:r>
+        <w:rPr>
+          <w:sz w:val="28"/>
+          <w:szCs w:val="28"/>
+        </w:rPr>
+        <w:t>Выполнил студент в5130904/30</w:t>
+      </w:r>
+      <w:r>
+        <w:rPr>
+          <w:sz w:val="28"/>
+          <w:szCs w:val="28"/>
         </w:rPr>
         <w:t>3</w:t>
       </w:r>
       <w:r>
         <w:rPr>
-          <w:szCs w:val="24"/>
-        </w:rPr>
-        <w:t>21 гр.</w:t>
-      </w:r>
-    </w:p>
-    <w:p>
-      <w:pPr>
-        <w:tabs>
-          <w:tab w:val="num" w:pos="720"/>
-        </w:tabs>
+          <w:sz w:val="28"/>
+          <w:szCs w:val="28"/>
+        </w:rPr>
+        <w:t>2</w:t>
+      </w:r>
+      <w:r>
+        <w:rPr>
+          <w:sz w:val="28"/>
+          <w:szCs w:val="28"/>
+        </w:rPr>
+        <w:t>1</w:t>
+      </w:r>
+      <w:r>
+        <w:rPr>
+          <w:sz w:val="28"/>
+          <w:szCs w:val="28"/>
+        </w:rPr>
+        <w:tab/>
+      </w:r>
+      <w:r>
+        <w:rPr>
+          <w:sz w:val="28"/>
+          <w:szCs w:val="28"/>
+        </w:rPr>
+        <w:tab/>
+      </w:r>
+      <w:r>
+        <w:rPr>
+          <w:sz w:val="28"/>
+          <w:szCs w:val="28"/>
+        </w:rPr>
+        <w:tab/>
+      </w:r>
+      <w:r>
+        <w:rPr>
+          <w:sz w:val="28"/>
+          <w:szCs w:val="28"/>
+        </w:rPr>
+        <w:tab/>
+      </w:r>
+      <w:r>
+        <w:rPr>
+          <w:sz w:val="28"/>
+          <w:szCs w:val="28"/>
+        </w:rPr>
+        <w:tab/>
+        <w:t>Медоев</w:t>
+      </w:r>
+      <w:r>
+        <w:rPr>
+          <w:sz w:val="28"/>
+          <w:szCs w:val="28"/>
+        </w:rPr>
+        <w:t xml:space="preserve"> </w:t>
+      </w:r>
+      <w:r>
+        <w:rPr>
+          <w:sz w:val="28"/>
+          <w:szCs w:val="28"/>
+        </w:rPr>
+        <w:t>В</w:t>
+      </w:r>
+      <w:r>
+        <w:rPr>
+          <w:sz w:val="28"/>
+          <w:szCs w:val="28"/>
+        </w:rPr>
+        <w:t>.</w:t>
+      </w:r>
+      <w:r>
+        <w:rPr>
+          <w:sz w:val="28"/>
+          <w:szCs w:val="28"/>
+        </w:rPr>
+        <w:t xml:space="preserve"> В</w:t>
+      </w:r>
+      <w:r>
+        <w:rPr>
+          <w:sz w:val="28"/>
+          <w:szCs w:val="28"/>
+        </w:rPr>
+        <w:t>.</w:t>
+      </w:r>
+    </w:p>
+    <w:p>
+      <w:pPr>
+        <w:rPr>
+          <w:sz w:val="28"/>
+          <w:szCs w:val="28"/>
+        </w:rPr>
+      </w:pPr>
+    </w:p>
+    <w:p>
+      <w:pPr>
+        <w:rPr>
+          <w:sz w:val="28"/>
+          <w:szCs w:val="28"/>
+        </w:rPr>
+      </w:pPr>
+    </w:p>
+    <w:p>
+      <w:pPr>
+        <w:rPr>
+          <w:sz w:val="28"/>
+          <w:szCs w:val="28"/>
+        </w:rPr>
+      </w:pPr>
+      <w:r>
+        <w:rPr>
+          <w:sz w:val="28"/>
+          <w:szCs w:val="28"/>
+        </w:rPr>
+        <w:t>Руководитель</w:t>
+      </w:r>
+      <w:r>
+        <w:rPr>
+          <w:sz w:val="28"/>
+          <w:szCs w:val="28"/>
+        </w:rPr>
+        <w:tab/>
+      </w:r>
+      <w:r>
+        <w:rPr>
+          <w:sz w:val="28"/>
+          <w:szCs w:val="28"/>
+        </w:rPr>
+        <w:tab/>
+      </w:r>
+      <w:r>
+        <w:rPr>
+          <w:sz w:val="28"/>
+          <w:szCs w:val="28"/>
+        </w:rPr>
+        <w:tab/>
+      </w:r>
+      <w:r>
+        <w:rPr>
+          <w:sz w:val="28"/>
+          <w:szCs w:val="28"/>
+        </w:rPr>
+        <w:tab/>
+      </w:r>
+      <w:r>
+        <w:rPr>
+          <w:sz w:val="28"/>
+          <w:szCs w:val="28"/>
+        </w:rPr>
+        <w:tab/>
+      </w:r>
+      <w:r>
+        <w:rPr>
+          <w:sz w:val="28"/>
+          <w:szCs w:val="28"/>
+        </w:rPr>
+        <w:tab/>
+      </w:r>
+      <w:r>
+        <w:rPr>
+          <w:sz w:val="28"/>
+          <w:szCs w:val="28"/>
+        </w:rPr>
+        <w:tab/>
+        <w:t xml:space="preserve">        </w:t>
+      </w:r>
+      <w:r>
+        <w:rPr>
+          <w:sz w:val="28"/>
+          <w:szCs w:val="28"/>
+        </w:rPr>
+        <w:t xml:space="preserve"> </w:t>
+      </w:r>
+      <w:r>
+        <w:rPr>
+          <w:sz w:val="28"/>
+          <w:szCs w:val="28"/>
+        </w:rPr>
+        <w:t xml:space="preserve"> Маслаков</w:t>
+      </w:r>
+      <w:r>
+        <w:rPr>
+          <w:sz w:val="28"/>
+          <w:szCs w:val="28"/>
+        </w:rPr>
+        <w:t xml:space="preserve"> </w:t>
+      </w:r>
+      <w:r>
+        <w:rPr>
+          <w:sz w:val="28"/>
+          <w:szCs w:val="28"/>
+        </w:rPr>
+        <w:t>А</w:t>
+      </w:r>
+      <w:r>
+        <w:rPr>
+          <w:sz w:val="28"/>
+          <w:szCs w:val="28"/>
+        </w:rPr>
+        <w:t>.</w:t>
+      </w:r>
+      <w:r>
+        <w:rPr>
+          <w:sz w:val="28"/>
+          <w:szCs w:val="28"/>
+        </w:rPr>
+        <w:t xml:space="preserve"> </w:t>
+      </w:r>
+      <w:r>
+        <w:rPr>
+          <w:sz w:val="28"/>
+          <w:szCs w:val="28"/>
+        </w:rPr>
+        <w:t>П</w:t>
+      </w:r>
+      <w:r>
+        <w:rPr>
+          <w:sz w:val="28"/>
+          <w:szCs w:val="28"/>
+        </w:rPr>
+        <w:t>.</w:t>
+      </w:r>
+    </w:p>
+    <w:p>
+      <w:pPr>
         <w:jc w:val="center"/>
         <w:rPr>
-          <w:szCs w:val="24"/>
-        </w:rPr>
-      </w:pPr>
-    </w:p>
-    <w:p>
-      <w:pPr>
-        <w:tabs>
-          <w:tab w:val="num" w:pos="720"/>
-        </w:tabs>
-        <w:rPr>
-          <w:szCs w:val="24"/>
-        </w:rPr>
-      </w:pPr>
-    </w:p>
-    <w:p>
-      <w:pPr>
-        <w:tabs>
-          <w:tab w:val="num" w:pos="720"/>
-        </w:tabs>
-        <w:rPr>
-          <w:szCs w:val="24"/>
-        </w:rPr>
-      </w:pPr>
-    </w:p>
-    <w:p>
-      <w:pPr>
-        <w:tabs>
-          <w:tab w:val="num" w:pos="720"/>
-        </w:tabs>
-        <w:rPr>
-          <w:szCs w:val="24"/>
-        </w:rPr>
-      </w:pPr>
-    </w:p>
-    <w:p>
-      <w:pPr>
-        <w:tabs>
-          <w:tab w:val="num" w:pos="720"/>
-        </w:tabs>
-        <w:rPr>
-          <w:szCs w:val="24"/>
-        </w:rPr>
-      </w:pPr>
-    </w:p>
-    <w:p>
-      <w:pPr>
-        <w:tabs>
-          <w:tab w:val="num" w:pos="720"/>
-        </w:tabs>
-        <w:rPr>
-          <w:szCs w:val="24"/>
-        </w:rPr>
-      </w:pPr>
-    </w:p>
-    <w:p>
-      <w:pPr>
-        <w:tabs>
-          <w:tab w:val="num" w:pos="720"/>
-        </w:tabs>
-        <w:rPr>
-          <w:szCs w:val="24"/>
-        </w:rPr>
-      </w:pPr>
-    </w:p>
-    <w:p>
-      <w:pPr>
-        <w:tabs>
-          <w:tab w:val="num" w:pos="720"/>
-        </w:tabs>
-        <w:rPr>
-          <w:szCs w:val="24"/>
-        </w:rPr>
-      </w:pPr>
-    </w:p>
-    <w:p>
-      <w:pPr>
-        <w:tabs>
-          <w:tab w:val="num" w:pos="720"/>
-        </w:tabs>
-        <w:rPr>
-          <w:szCs w:val="24"/>
-        </w:rPr>
-      </w:pPr>
-    </w:p>
-    <w:p>
-      <w:pPr>
-        <w:tabs>
-          <w:tab w:val="num" w:pos="720"/>
-        </w:tabs>
+          <w:sz w:val="28"/>
+          <w:szCs w:val="28"/>
+        </w:rPr>
+      </w:pPr>
+    </w:p>
+    <w:p>
+      <w:pPr>
         <w:jc w:val="center"/>
         <w:rPr>
-          <w:sz w:val="40"/>
-          <w:szCs w:val="40"/>
-        </w:rPr>
-      </w:pPr>
-      <w:r>
-        <w:rPr>
-          <w:sz w:val="40"/>
-          <w:szCs w:val="40"/>
-        </w:rPr>
-        <w:t>Курсовая работа</w:t>
-      </w:r>
-      <w:r>
-        <w:rPr>
-          <w:sz w:val="40"/>
-          <w:szCs w:val="40"/>
-        </w:rPr>
-        <w:t xml:space="preserve"> по предмету </w:t>
-      </w:r>
-      <w:r>
-        <w:rPr>
-          <w:sz w:val="40"/>
-          <w:szCs w:val="40"/>
-        </w:rPr>
-        <w:br/>
-      </w:r>
-      <w:r>
-        <w:rPr>
-          <w:sz w:val="40"/>
-          <w:szCs w:val="40"/>
-        </w:rPr>
-        <w:t>«</w:t>
-      </w:r>
-      <w:r>
-        <w:rPr>
-          <w:sz w:val="40"/>
-          <w:szCs w:val="40"/>
-        </w:rPr>
-        <w:t>Объектно-ориентированное программирование</w:t>
-      </w:r>
-      <w:r>
-        <w:rPr>
-          <w:sz w:val="40"/>
-          <w:szCs w:val="40"/>
-        </w:rPr>
-        <w:t xml:space="preserve">» </w:t>
-      </w:r>
-    </w:p>
-    <w:p>
-      <w:pPr>
-        <w:tabs>
-          <w:tab w:val="num" w:pos="720"/>
-        </w:tabs>
+          <w:sz w:val="28"/>
+          <w:szCs w:val="28"/>
+        </w:rPr>
+      </w:pPr>
+    </w:p>
+    <w:p>
+      <w:pPr>
         <w:jc w:val="center"/>
         <w:rPr>
-          <w:sz w:val="40"/>
-          <w:szCs w:val="40"/>
-        </w:rPr>
-      </w:pPr>
-      <w:r>
-        <w:rPr>
-          <w:sz w:val="40"/>
-          <w:szCs w:val="40"/>
-        </w:rPr>
-        <w:t>Разработка приложения с графическим интерфейсом</w:t>
-      </w:r>
-    </w:p>
-    <w:p>
-      <w:pPr>
-        <w:tabs>
-          <w:tab w:val="num" w:pos="720"/>
-        </w:tabs>
-        <w:rPr>
-          <w:szCs w:val="24"/>
-        </w:rPr>
-      </w:pPr>
-    </w:p>
-    <w:p>
-      <w:pPr>
-        <w:tabs>
-          <w:tab w:val="num" w:pos="720"/>
-        </w:tabs>
-        <w:rPr>
-          <w:szCs w:val="24"/>
-        </w:rPr>
-      </w:pPr>
-    </w:p>
-    <w:p>
-      <w:pPr>
-        <w:tabs>
-          <w:tab w:val="num" w:pos="720"/>
-        </w:tabs>
-        <w:rPr>
-          <w:szCs w:val="24"/>
-        </w:rPr>
-      </w:pPr>
-    </w:p>
-    <w:p>
-      <w:pPr>
-        <w:tabs>
-          <w:tab w:val="num" w:pos="720"/>
-        </w:tabs>
-        <w:rPr>
-          <w:szCs w:val="24"/>
-        </w:rPr>
-      </w:pPr>
-    </w:p>
-    <w:p>
-      <w:pPr>
-        <w:tabs>
-          <w:tab w:val="num" w:pos="720"/>
-        </w:tabs>
-        <w:rPr>
-          <w:szCs w:val="24"/>
-        </w:rPr>
-      </w:pPr>
-    </w:p>
-    <w:p>
-      <w:pPr>
-        <w:tabs>
-          <w:tab w:val="num" w:pos="720"/>
-        </w:tabs>
-        <w:rPr>
-          <w:szCs w:val="24"/>
-        </w:rPr>
-      </w:pPr>
-    </w:p>
-    <w:p>
-      <w:pPr>
-        <w:tabs>
-          <w:tab w:val="num" w:pos="720"/>
-        </w:tabs>
-        <w:rPr>
-          <w:szCs w:val="24"/>
-        </w:rPr>
-      </w:pPr>
-    </w:p>
-    <w:p>
-      <w:pPr>
-        <w:tabs>
-          <w:tab w:val="num" w:pos="720"/>
-        </w:tabs>
-        <w:rPr>
-          <w:szCs w:val="24"/>
-        </w:rPr>
-      </w:pPr>
-    </w:p>
-    <w:p>
-      <w:pPr>
-        <w:tabs>
-          <w:tab w:val="num" w:pos="720"/>
-        </w:tabs>
-        <w:rPr>
-          <w:szCs w:val="24"/>
-        </w:rPr>
-      </w:pPr>
-    </w:p>
-    <w:p>
-      <w:pPr>
-        <w:tabs>
-          <w:tab w:val="num" w:pos="720"/>
-        </w:tabs>
-        <w:rPr>
-          <w:szCs w:val="24"/>
-        </w:rPr>
-      </w:pPr>
-    </w:p>
-    <w:p>
-      <w:pPr>
-        <w:tabs>
-          <w:tab w:val="num" w:pos="720"/>
-        </w:tabs>
-        <w:rPr>
-          <w:szCs w:val="24"/>
-        </w:rPr>
-      </w:pPr>
-    </w:p>
-    <w:p>
-      <w:pPr>
-        <w:tabs>
-          <w:tab w:val="num" w:pos="720"/>
-        </w:tabs>
-        <w:rPr>
-          <w:szCs w:val="24"/>
-        </w:rPr>
-      </w:pPr>
-    </w:p>
-    <w:p>
-      <w:pPr>
-        <w:tabs>
-          <w:tab w:val="num" w:pos="720"/>
-        </w:tabs>
-        <w:rPr>
-          <w:szCs w:val="24"/>
-        </w:rPr>
-      </w:pPr>
-    </w:p>
-    <w:p>
-      <w:pPr>
-        <w:tabs>
-          <w:tab w:val="num" w:pos="720"/>
-        </w:tabs>
-        <w:rPr>
-          <w:szCs w:val="24"/>
-        </w:rPr>
-      </w:pPr>
-    </w:p>
-    <w:p>
-      <w:pPr>
-        <w:tabs>
-          <w:tab w:val="num" w:pos="720"/>
-        </w:tabs>
-        <w:rPr>
-          <w:szCs w:val="24"/>
-        </w:rPr>
-      </w:pPr>
-    </w:p>
-    <w:p>
-      <w:pPr>
-        <w:tabs>
-          <w:tab w:val="num" w:pos="720"/>
-        </w:tabs>
-        <w:rPr>
-          <w:szCs w:val="24"/>
-        </w:rPr>
-      </w:pPr>
-    </w:p>
-    <w:p>
-      <w:pPr>
-        <w:tabs>
-          <w:tab w:val="num" w:pos="720"/>
-        </w:tabs>
-        <w:rPr>
-          <w:szCs w:val="24"/>
-        </w:rPr>
-      </w:pPr>
-    </w:p>
-    <w:p>
-      <w:pPr>
-        <w:tabs>
-          <w:tab w:val="num" w:pos="720"/>
-        </w:tabs>
-        <w:rPr>
-          <w:szCs w:val="24"/>
-        </w:rPr>
-      </w:pPr>
-    </w:p>
-    <w:p>
-      <w:pPr>
-        <w:tabs>
-          <w:tab w:val="num" w:pos="720"/>
-        </w:tabs>
-        <w:rPr>
-          <w:szCs w:val="24"/>
-        </w:rPr>
-      </w:pPr>
-    </w:p>
-    <w:p>
-      <w:pPr>
-        <w:tabs>
-          <w:tab w:val="num" w:pos="720"/>
-        </w:tabs>
-        <w:rPr>
-          <w:szCs w:val="24"/>
-        </w:rPr>
-      </w:pPr>
-    </w:p>
-    <w:p>
-      <w:pPr>
-        <w:tabs>
-          <w:tab w:val="num" w:pos="720"/>
-        </w:tabs>
-        <w:rPr>
-          <w:szCs w:val="24"/>
-        </w:rPr>
-      </w:pPr>
-    </w:p>
-    <w:p>
-      <w:pPr>
-        <w:tabs>
-          <w:tab w:val="num" w:pos="720"/>
-        </w:tabs>
-        <w:rPr>
-          <w:szCs w:val="24"/>
-        </w:rPr>
-      </w:pPr>
-    </w:p>
-    <w:p>
-      <w:pPr>
-        <w:tabs>
-          <w:tab w:val="num" w:pos="720"/>
-        </w:tabs>
-        <w:rPr>
-          <w:szCs w:val="24"/>
-        </w:rPr>
-      </w:pPr>
-    </w:p>
-    <w:p>
-      <w:pPr>
-        <w:tabs>
-          <w:tab w:val="num" w:pos="720"/>
-        </w:tabs>
-        <w:rPr>
-          <w:szCs w:val="24"/>
-        </w:rPr>
-      </w:pPr>
-    </w:p>
-    <w:p>
-      <w:pPr>
-        <w:tabs>
-          <w:tab w:val="num" w:pos="720"/>
-        </w:tabs>
-        <w:rPr>
-          <w:szCs w:val="24"/>
-        </w:rPr>
-      </w:pPr>
-    </w:p>
-    <w:p>
-      <w:pPr>
-        <w:tabs>
-          <w:tab w:val="num" w:pos="720"/>
-        </w:tabs>
-        <w:rPr>
-          <w:szCs w:val="24"/>
-        </w:rPr>
-      </w:pPr>
-    </w:p>
-    <w:p>
-      <w:pPr>
-        <w:tabs>
-          <w:tab w:val="num" w:pos="720"/>
-        </w:tabs>
-        <w:rPr>
-          <w:szCs w:val="24"/>
-        </w:rPr>
-      </w:pPr>
-    </w:p>
-    <w:p>
-      <w:pPr>
-        <w:tabs>
-          <w:tab w:val="num" w:pos="720"/>
-        </w:tabs>
-        <w:rPr>
-          <w:szCs w:val="24"/>
-        </w:rPr>
-      </w:pPr>
-    </w:p>
-    <w:p>
-      <w:pPr>
-        <w:tabs>
-          <w:tab w:val="num" w:pos="720"/>
-        </w:tabs>
-        <w:rPr>
-          <w:szCs w:val="24"/>
-        </w:rPr>
-      </w:pPr>
-    </w:p>
-    <w:p>
-      <w:pPr>
-        <w:tabs>
-          <w:tab w:val="num" w:pos="720"/>
-        </w:tabs>
-        <w:rPr>
-          <w:szCs w:val="24"/>
-        </w:rPr>
-      </w:pPr>
-    </w:p>
-    <w:p>
-      <w:pPr>
-        <w:tabs>
-          <w:tab w:val="num" w:pos="720"/>
-        </w:tabs>
-        <w:rPr>
-          <w:szCs w:val="24"/>
-        </w:rPr>
-      </w:pPr>
-    </w:p>
-    <w:p>
-      <w:pPr>
-        <w:tabs>
-          <w:tab w:val="num" w:pos="720"/>
-        </w:tabs>
-        <w:rPr>
-          <w:szCs w:val="24"/>
-        </w:rPr>
-      </w:pPr>
-    </w:p>
-    <w:p>
-      <w:pPr>
-        <w:tabs>
-          <w:tab w:val="num" w:pos="720"/>
-        </w:tabs>
-        <w:rPr>
-          <w:szCs w:val="24"/>
-        </w:rPr>
-      </w:pPr>
-    </w:p>
-    <w:p>
-      <w:pPr>
-        <w:tabs>
-          <w:tab w:val="num" w:pos="720"/>
-        </w:tabs>
-        <w:ind w:firstLine="5387"/>
-        <w:jc w:val="left"/>
-        <w:rPr>
-          <w:szCs w:val="24"/>
-        </w:rPr>
-      </w:pPr>
-      <w:r>
-        <w:rPr>
-          <w:szCs w:val="24"/>
-        </w:rPr>
-        <w:t>Студент: Медоев В. В.</w:t>
-      </w:r>
-    </w:p>
-    <w:p>
-      <w:pPr>
-        <w:tabs>
-          <w:tab w:val="num" w:pos="720"/>
-        </w:tabs>
-        <w:ind w:firstLine="5387"/>
-        <w:jc w:val="left"/>
-        <w:rPr>
-          <w:szCs w:val="24"/>
-        </w:rPr>
-      </w:pPr>
-      <w:r>
-        <w:rPr>
-          <w:szCs w:val="24"/>
-        </w:rPr>
-        <w:t xml:space="preserve">Преподаватель: </w:t>
-      </w:r>
-      <w:r>
-        <w:rPr>
-          <w:szCs w:val="24"/>
-        </w:rPr>
-        <w:t>Маслаков</w:t>
-      </w:r>
-      <w:r>
-        <w:rPr>
-          <w:szCs w:val="24"/>
-        </w:rPr>
-        <w:t xml:space="preserve"> </w:t>
-      </w:r>
-      <w:r>
-        <w:rPr>
-          <w:szCs w:val="24"/>
-        </w:rPr>
-        <w:t>А</w:t>
-      </w:r>
-      <w:r>
-        <w:rPr>
-          <w:szCs w:val="24"/>
-        </w:rPr>
-        <w:t xml:space="preserve">. </w:t>
-      </w:r>
-      <w:r>
-        <w:rPr>
-          <w:szCs w:val="24"/>
-        </w:rPr>
-        <w:t>П</w:t>
-      </w:r>
-      <w:r>
-        <w:rPr>
-          <w:szCs w:val="24"/>
-        </w:rPr>
-        <w:t>.</w:t>
+          <w:sz w:val="28"/>
+          <w:szCs w:val="28"/>
+        </w:rPr>
+      </w:pPr>
+    </w:p>
+    <w:p>
+      <w:pPr>
+        <w:jc w:val="center"/>
+        <w:rPr>
+          <w:sz w:val="28"/>
+          <w:szCs w:val="28"/>
+        </w:rPr>
+      </w:pPr>
+    </w:p>
+    <w:p>
+      <w:pPr>
+        <w:jc w:val="center"/>
+        <w:rPr>
+          <w:sz w:val="28"/>
+          <w:szCs w:val="28"/>
+        </w:rPr>
+      </w:pPr>
+    </w:p>
+    <w:p>
+      <w:pPr>
+        <w:jc w:val="center"/>
+        <w:rPr>
+          <w:sz w:val="28"/>
+          <w:szCs w:val="28"/>
+        </w:rPr>
+      </w:pPr>
+    </w:p>
+    <w:p>
+      <w:pPr>
+        <w:jc w:val="center"/>
+        <w:rPr>
+          <w:sz w:val="28"/>
+          <w:szCs w:val="28"/>
+        </w:rPr>
+      </w:pPr>
+    </w:p>
+    <w:p>
+      <w:pPr>
+        <w:jc w:val="center"/>
+        <w:rPr>
+          <w:sz w:val="28"/>
+          <w:szCs w:val="28"/>
+        </w:rPr>
+      </w:pPr>
+      <w:r>
+        <w:rPr>
+          <w:sz w:val="28"/>
+          <w:szCs w:val="28"/>
+        </w:rPr>
+        <w:t>Санкт-Петербург</w:t>
+      </w:r>
+    </w:p>
+    <w:p>
+      <w:pPr>
+        <w:jc w:val="center"/>
+        <w:rPr>
+          <w:sz w:val="28"/>
+          <w:szCs w:val="28"/>
+        </w:rPr>
+        <w:sectPr>
+          <w:pgSz w:w="11906" w:h="16838"/>
+          <w:pgMar w:top="1134" w:right="1134" w:bottom="1134" w:left="1134" w:header="708" w:footer="708" w:gutter="0"/>
+          <w:cols w:space="708"/>
+          <w:docGrid w:linePitch="360"/>
+        </w:sectPr>
+      </w:pPr>
+      <w:r>
+        <w:rPr>
+          <w:sz w:val="28"/>
+          <w:szCs w:val="28"/>
+        </w:rPr>
+        <w:t>202</w:t>
+      </w:r>
+      <w:r>
+        <w:rPr>
+          <w:sz w:val="28"/>
+          <w:szCs w:val="28"/>
+        </w:rPr>
+        <w:t>5</w:t>
       </w:r>
     </w:p>
     <w:p>
@@ -765,33 +1016,39 @@
       <w:r>
         <w:t xml:space="preserve"> Был реализован главный запускающий класс – </w:t>
       </w:r>
+      <w:proofErr w:type="spellStart"/>
       <w:r>
         <w:rPr>
           <w:lang w:val="en-US"/>
         </w:rPr>
         <w:t>MainGUI</w:t>
       </w:r>
+      <w:proofErr w:type="spellEnd"/>
       <w:r>
         <w:t>,</w:t>
       </w:r>
       <w:r>
         <w:t xml:space="preserve"> которое запускало главное окно – </w:t>
       </w:r>
+      <w:proofErr w:type="spellStart"/>
       <w:r>
         <w:rPr>
           <w:lang w:val="en-US"/>
         </w:rPr>
         <w:t>MainScene</w:t>
       </w:r>
+      <w:proofErr w:type="spellEnd"/>
       <w:r>
         <w:t>.</w:t>
       </w:r>
+      <w:proofErr w:type="spellStart"/>
       <w:r>
         <w:rPr>
           <w:lang w:val="en-US"/>
         </w:rPr>
         <w:t>fxml</w:t>
       </w:r>
+      <w:proofErr w:type="spellEnd"/>
       <w:r>
         <w:t>.</w:t>
       </w:r>
@@ -801,7 +1058,15 @@
         <w:pStyle w:val="a7"/>
       </w:pPr>
       <w:r>
-        <w:t xml:space="preserve">На главном окне реализована возможность переключения между «вкладками» - 4 страницы, которые отражают в себе реализацию предыдущих работ – функционал разработанных приложений пользователь может опробовать с помощью удобного пользовательского интерфейса. 4 файла, отвечающих за графическое отображеине страниц: </w:t>
+        <w:t xml:space="preserve">На главном окне реализована возможность переключения между «вкладками» - 4 страницы, которые отражают в себе реализацию предыдущих работ – функционал разработанных приложений пользователь может опробовать с помощью удобного пользовательского интерфейса. 4 файла, отвечающих за графическое </w:t>
+      </w:r>
+      <w:proofErr w:type="spellStart"/>
+      <w:r>
+        <w:t>отображеине</w:t>
+      </w:r>
+      <w:proofErr w:type="spellEnd"/>
+      <w:r>
+        <w:t xml:space="preserve"> страниц: </w:t>
       </w:r>
       <w:r>
         <w:rPr>
@@ -812,12 +1077,14 @@
       <w:r>
         <w:t>1.</w:t>
       </w:r>
+      <w:proofErr w:type="spellStart"/>
       <w:r>
         <w:rPr>
           <w:lang w:val="en-US"/>
         </w:rPr>
         <w:t>fxml</w:t>
       </w:r>
+      <w:proofErr w:type="spellEnd"/>
       <w:r>
         <w:t xml:space="preserve">, </w:t>
       </w:r>
@@ -830,12 +1097,14 @@
       <w:r>
         <w:t>2.</w:t>
       </w:r>
+      <w:proofErr w:type="spellStart"/>
       <w:r>
         <w:rPr>
           <w:lang w:val="en-US"/>
         </w:rPr>
         <w:t>fxml</w:t>
       </w:r>
+      <w:proofErr w:type="spellEnd"/>
       <w:r>
         <w:t xml:space="preserve">, </w:t>
       </w:r>
@@ -848,12 +1117,14 @@
       <w:r>
         <w:t>3.</w:t>
       </w:r>
+      <w:proofErr w:type="spellStart"/>
       <w:r>
         <w:rPr>
           <w:lang w:val="en-US"/>
         </w:rPr>
         <w:t>fxml</w:t>
       </w:r>
+      <w:proofErr w:type="spellEnd"/>
       <w:r>
         <w:t xml:space="preserve">, </w:t>
       </w:r>
@@ -866,27 +1137,36 @@
       <w:r>
         <w:t>4.</w:t>
       </w:r>
+      <w:proofErr w:type="spellStart"/>
       <w:r>
         <w:rPr>
           <w:lang w:val="en-US"/>
         </w:rPr>
         <w:t>fxml</w:t>
       </w:r>
+      <w:proofErr w:type="spellEnd"/>
       <w:r>
         <w:t>.</w:t>
       </w:r>
       <w:r>
-        <w:t xml:space="preserve"> Для каждого</w:t>
+        <w:t xml:space="preserve"> Для </w:t>
+      </w:r>
+      <w:proofErr w:type="gramStart"/>
+      <w:r>
+        <w:t>каждого</w:t>
       </w:r>
       <w:r>
         <w:t xml:space="preserve"> .</w:t>
       </w:r>
+      <w:proofErr w:type="spellStart"/>
       <w:r>
         <w:rPr>
           <w:lang w:val="en-US"/>
         </w:rPr>
         <w:t>fxml</w:t>
       </w:r>
+      <w:proofErr w:type="spellEnd"/>
+      <w:proofErr w:type="gramEnd"/>
       <w:r>
         <w:t xml:space="preserve"> </w:t>
       </w:r>
